--- a/Content/Lab-documents/Dynatrace Lab-with-PurePath-alerts.docx
+++ b/Content/Lab-documents/Dynatrace Lab-with-PurePath-alerts.docx
@@ -151,13 +151,8 @@
           <w:numId w:val="2"/>
         </w:numPr>
       </w:pPr>
-      <w:proofErr w:type="spellStart"/>
-      <w:r>
-        <w:t>EasyTravel</w:t>
-      </w:r>
-      <w:proofErr w:type="spellEnd"/>
-      <w:r>
-        <w:t xml:space="preserve"> app running via Docker</w:t>
+      <w:r>
+        <w:t>EasyTravel app running via Docker</w:t>
       </w:r>
     </w:p>
     <w:p>
@@ -168,15 +163,7 @@
         </w:numPr>
       </w:pPr>
       <w:r>
-        <w:t xml:space="preserve">Dynatrace </w:t>
-      </w:r>
-      <w:proofErr w:type="spellStart"/>
-      <w:r>
-        <w:t>OneAgent</w:t>
-      </w:r>
-      <w:proofErr w:type="spellEnd"/>
-      <w:r>
-        <w:t xml:space="preserve"> installed on the EC2 instance</w:t>
+        <w:t>Dynatrace OneAgent installed on the EC2 instance</w:t>
       </w:r>
     </w:p>
     <w:p>
@@ -213,21 +200,8 @@
       </w:r>
     </w:p>
     <w:p>
-      <w:proofErr w:type="spellStart"/>
-      <w:r>
-        <w:t>EasyTravel</w:t>
-      </w:r>
-      <w:proofErr w:type="spellEnd"/>
-      <w:r>
-        <w:t xml:space="preserve"> web app supports RUM (Real User Monitoring) out of the box when running with Dynatrace </w:t>
-      </w:r>
-      <w:proofErr w:type="spellStart"/>
-      <w:r>
-        <w:t>OneAgent</w:t>
-      </w:r>
-      <w:proofErr w:type="spellEnd"/>
-      <w:r>
-        <w:t>.</w:t>
+      <w:r>
+        <w:t>EasyTravel web app supports RUM (Real User Monitoring) out of the box when running with Dynatrace OneAgent.</w:t>
       </w:r>
     </w:p>
     <w:p>
@@ -292,23 +266,7 @@
           <w:b/>
           <w:bCs/>
         </w:rPr>
-        <w:t>“</w:t>
-      </w:r>
-      <w:proofErr w:type="spellStart"/>
-      <w:r>
-        <w:rPr>
-          <w:b/>
-          <w:bCs/>
-        </w:rPr>
-        <w:t>EasyTravel</w:t>
-      </w:r>
-      <w:proofErr w:type="spellEnd"/>
-      <w:r>
-        <w:rPr>
-          <w:b/>
-          <w:bCs/>
-        </w:rPr>
-        <w:t xml:space="preserve"> Angular”</w:t>
+        <w:t>“EasyTravel Angular”</w:t>
       </w:r>
       <w:r>
         <w:t xml:space="preserve"> or similar frontend service.</w:t>
@@ -497,15 +455,7 @@
         </w:numPr>
       </w:pPr>
       <w:r>
-        <w:t xml:space="preserve">Search for the frontend service (e.g., </w:t>
-      </w:r>
-      <w:proofErr w:type="spellStart"/>
-      <w:r>
-        <w:t>angularfrontend</w:t>
-      </w:r>
-      <w:proofErr w:type="spellEnd"/>
-      <w:r>
-        <w:t>)</w:t>
+        <w:t>Search for the frontend service (e.g., angularfrontend)</w:t>
       </w:r>
     </w:p>
     <w:p>
@@ -586,31 +536,7 @@
         </w:numPr>
       </w:pPr>
       <w:r>
-        <w:t xml:space="preserve">Identify Java services like </w:t>
-      </w:r>
-      <w:proofErr w:type="spellStart"/>
-      <w:r>
-        <w:t>BusinessBackend</w:t>
-      </w:r>
-      <w:proofErr w:type="spellEnd"/>
-      <w:r>
-        <w:t xml:space="preserve">, </w:t>
-      </w:r>
-      <w:proofErr w:type="spellStart"/>
-      <w:r>
-        <w:t>PaymentService</w:t>
-      </w:r>
-      <w:proofErr w:type="spellEnd"/>
-      <w:r>
-        <w:t xml:space="preserve">, </w:t>
-      </w:r>
-      <w:proofErr w:type="spellStart"/>
-      <w:r>
-        <w:t>CustomerFrontend</w:t>
-      </w:r>
-      <w:proofErr w:type="spellEnd"/>
-      <w:r>
-        <w:t>, etc.</w:t>
+        <w:t>Identify Java services like BusinessBackend, PaymentService, CustomerFrontend, etc.</w:t>
       </w:r>
     </w:p>
     <w:p>
@@ -681,15 +607,7 @@
         </w:numPr>
       </w:pPr>
       <w:r>
-        <w:t xml:space="preserve">From the user session → click on an action → “View </w:t>
-      </w:r>
-      <w:proofErr w:type="spellStart"/>
-      <w:r>
-        <w:t>PurePath</w:t>
-      </w:r>
-      <w:proofErr w:type="spellEnd"/>
-      <w:r>
-        <w:t>”</w:t>
+        <w:t>From the user session → click on an action → “View PurePath”</w:t>
       </w:r>
     </w:p>
     <w:p>
@@ -700,15 +618,7 @@
         </w:numPr>
       </w:pPr>
       <w:r>
-        <w:t xml:space="preserve">See full trace: Frontend → </w:t>
-      </w:r>
-      <w:proofErr w:type="spellStart"/>
-      <w:r>
-        <w:t>LoadBalancer</w:t>
-      </w:r>
-      <w:proofErr w:type="spellEnd"/>
-      <w:r>
-        <w:t xml:space="preserve"> → Backend → DB</w:t>
+        <w:t>See full trace: Frontend → LoadBalancer → Backend → DB</w:t>
       </w:r>
     </w:p>
     <w:p>
@@ -959,7 +869,7 @@
       <w:r>
         <w:lastRenderedPageBreak/>
         <w:pict>
-          <v:rect id="_x0000_i1031" style="width:0;height:1.5pt" o:hralign="center" o:hrstd="t" o:hr="t" fillcolor="#a0a0a0" stroked="f"/>
+          <v:rect id="_x0000_i1030" style="width:0;height:1.5pt" o:hralign="center" o:hrstd="t" o:hr="t" fillcolor="#a0a0a0" stroked="f"/>
         </w:pict>
       </w:r>
     </w:p>
@@ -1369,8 +1279,50 @@
     </w:p>
     <w:p>
       <w:r>
+        <w:rPr>
+          <w:noProof/>
+        </w:rPr>
+        <w:drawing>
+          <wp:inline distT="0" distB="0" distL="0" distR="0" wp14:anchorId="306FCCBD" wp14:editId="2C1B1516">
+            <wp:extent cx="5943600" cy="2888615"/>
+            <wp:effectExtent l="0" t="0" r="0" b="6985"/>
+            <wp:docPr id="140128264" name="Picture 1"/>
+            <wp:cNvGraphicFramePr>
+              <a:graphicFrameLocks xmlns:a="http://schemas.openxmlformats.org/drawingml/2006/main" noChangeAspect="1"/>
+            </wp:cNvGraphicFramePr>
+            <a:graphic xmlns:a="http://schemas.openxmlformats.org/drawingml/2006/main">
+              <a:graphicData uri="http://schemas.openxmlformats.org/drawingml/2006/picture">
+                <pic:pic xmlns:pic="http://schemas.openxmlformats.org/drawingml/2006/picture">
+                  <pic:nvPicPr>
+                    <pic:cNvPr id="140128264" name=""/>
+                    <pic:cNvPicPr/>
+                  </pic:nvPicPr>
+                  <pic:blipFill>
+                    <a:blip r:embed="rId7"/>
+                    <a:stretch>
+                      <a:fillRect/>
+                    </a:stretch>
+                  </pic:blipFill>
+                  <pic:spPr>
+                    <a:xfrm>
+                      <a:off x="0" y="0"/>
+                      <a:ext cx="5943600" cy="2888615"/>
+                    </a:xfrm>
+                    <a:prstGeom prst="rect">
+                      <a:avLst/>
+                    </a:prstGeom>
+                  </pic:spPr>
+                </pic:pic>
+              </a:graphicData>
+            </a:graphic>
+          </wp:inline>
+        </w:drawing>
+      </w:r>
+    </w:p>
+    <w:p>
+      <w:r>
         <w:pict>
-          <v:rect id="_x0000_i1030" style="width:0;height:1.5pt" o:hralign="center" o:hrstd="t" o:hr="t" fillcolor="#a0a0a0" stroked="f"/>
+          <v:rect id="_x0000_i1031" style="width:0;height:1.5pt" o:hralign="center" o:hrstd="t" o:hr="t" fillcolor="#a0a0a0" stroked="f"/>
         </w:pict>
       </w:r>
     </w:p>
@@ -1551,6 +1503,7 @@
         </w:numPr>
       </w:pPr>
       <w:r>
+        <w:lastRenderedPageBreak/>
         <w:t>PagerDuty</w:t>
       </w:r>
     </w:p>
@@ -1585,9 +1538,10 @@
           <w:b/>
           <w:bCs/>
         </w:rPr>
-        <w:t xml:space="preserve">3. </w:t>
-      </w:r>
-      <w:proofErr w:type="spellStart"/>
+        <w:t>3. PurePath Deep Dive</w:t>
+      </w:r>
+    </w:p>
+    <w:p>
       <w:r>
         <w:rPr>
           <w:b/>
@@ -1595,25 +1549,6 @@
         </w:rPr>
         <w:t>PurePath</w:t>
       </w:r>
-      <w:proofErr w:type="spellEnd"/>
-      <w:r>
-        <w:rPr>
-          <w:b/>
-          <w:bCs/>
-        </w:rPr>
-        <w:t xml:space="preserve"> Deep Dive</w:t>
-      </w:r>
-    </w:p>
-    <w:p>
-      <w:proofErr w:type="spellStart"/>
-      <w:r>
-        <w:rPr>
-          <w:b/>
-          <w:bCs/>
-        </w:rPr>
-        <w:t>PurePath</w:t>
-      </w:r>
-      <w:proofErr w:type="spellEnd"/>
       <w:r>
         <w:t xml:space="preserve"> provides end-to-end distributed tracing of transactions across services and tiers.</w:t>
       </w:r>
@@ -1652,15 +1587,7 @@
         </w:numPr>
       </w:pPr>
       <w:r>
-        <w:t xml:space="preserve">A user session (click → “View in </w:t>
-      </w:r>
-      <w:proofErr w:type="spellStart"/>
-      <w:r>
-        <w:t>PurePath</w:t>
-      </w:r>
-      <w:proofErr w:type="spellEnd"/>
-      <w:r>
-        <w:t>”), or</w:t>
+        <w:t>A user session (click → “View in PurePath”), or</w:t>
       </w:r>
     </w:p>
     <w:p>
@@ -1671,15 +1598,7 @@
         </w:numPr>
       </w:pPr>
       <w:r>
-        <w:t xml:space="preserve">A service call → “View </w:t>
-      </w:r>
-      <w:proofErr w:type="spellStart"/>
-      <w:r>
-        <w:t>PurePaths</w:t>
-      </w:r>
-      <w:proofErr w:type="spellEnd"/>
-      <w:r>
-        <w:t>”</w:t>
+        <w:t>A service call → “View PurePaths”</w:t>
       </w:r>
     </w:p>
     <w:p>
@@ -1701,7 +1620,6 @@
         </w:numPr>
       </w:pPr>
       <w:r>
-        <w:lastRenderedPageBreak/>
         <w:t>Full call trace (frontend → middleware → database)</w:t>
       </w:r>
     </w:p>
